--- a/Doc/OpenMV_IDE_Spickzettel.docx
+++ b/Doc/OpenMV_IDE_Spickzettel.docx
@@ -4,7 +4,7 @@
   <w:body>
     <w:p>
       <w:pPr>
-        <w:spacing w:before="120" w:after="120" w:line="240" w:lineRule="auto"/>
+        <w:spacing w:after="120" w:line="240" w:lineRule="auto"/>
         <w:rPr>
           <w:b/>
           <w:bCs/>
@@ -39,7 +39,16 @@
           <w:sz w:val="28"/>
           <w:szCs w:val="28"/>
         </w:rPr>
-        <w:t xml:space="preserve"> Kamera anschließen</w:t>
+        <w:t xml:space="preserve"> Kamera </w:t>
+      </w:r>
+      <w:r>
+        <w:rPr>
+          <w:b/>
+          <w:bCs/>
+          <w:sz w:val="28"/>
+          <w:szCs w:val="28"/>
+        </w:rPr>
+        <w:t>mit dem Computer verbinden</w:t>
       </w:r>
     </w:p>
     <w:p>
@@ -83,24 +92,24 @@
       </w:r>
       <w:proofErr w:type="spellEnd"/>
       <w:r>
+        <w:t xml:space="preserve"> Kamera verfügt über ein integriertes USB-Flash-Laufwerk. Es wird angezeigt, sobald die</w:t>
+      </w:r>
+      <w:r>
         <w:t xml:space="preserve"> </w:t>
       </w:r>
+      <w:proofErr w:type="spellStart"/>
+      <w:r>
+        <w:t>OpenMV</w:t>
+      </w:r>
+      <w:proofErr w:type="spellEnd"/>
+      <w:r>
+        <w:t xml:space="preserve"> </w:t>
+      </w:r>
       <w:r>
         <w:t>Kamera</w:t>
       </w:r>
       <w:r>
-        <w:t xml:space="preserve"> verfügt über ein integriertes USB-Flash-Laufwerk. Es wird angezeigt, sobald die</w:t>
-      </w:r>
-      <w:r>
-        <w:t xml:space="preserve"> </w:t>
-      </w:r>
-      <w:proofErr w:type="spellStart"/>
-      <w:r>
-        <w:t>OpenMV</w:t>
-      </w:r>
-      <w:proofErr w:type="spellEnd"/>
-      <w:r>
-        <w:t xml:space="preserve"> Cam an den Computer angeschlossen ist.</w:t>
+        <w:t xml:space="preserve"> an den Computer angeschlossen ist.</w:t>
       </w:r>
     </w:p>
     <w:p>
@@ -143,16 +152,80 @@
         <w:ind w:left="714" w:hanging="357"/>
       </w:pPr>
       <w:r>
-        <w:t xml:space="preserve">Immer "Sicheres Entfernen" des </w:t>
-      </w:r>
-      <w:r>
-        <w:t>USB-Flash-Laufwerk</w:t>
-      </w:r>
-      <w:r>
-        <w:t>s</w:t>
-      </w:r>
-      <w:r>
-        <w:t xml:space="preserve"> verwenden.  </w:t>
+        <w:t xml:space="preserve">Starte anschließend die </w:t>
+      </w:r>
+      <w:proofErr w:type="spellStart"/>
+      <w:r>
+        <w:t>OpenMV</w:t>
+      </w:r>
+      <w:proofErr w:type="spellEnd"/>
+      <w:r>
+        <w:t xml:space="preserve"> IDE.</w:t>
+      </w:r>
+    </w:p>
+    <w:p>
+      <w:pPr>
+        <w:spacing w:before="120" w:after="120" w:line="240" w:lineRule="auto"/>
+        <w:rPr>
+          <w:b/>
+          <w:bCs/>
+          <w:sz w:val="28"/>
+          <w:szCs w:val="28"/>
+        </w:rPr>
+      </w:pPr>
+      <w:r>
+        <w:rPr>
+          <w:b/>
+          <w:bCs/>
+          <w:sz w:val="28"/>
+          <w:szCs w:val="28"/>
+        </w:rPr>
+        <w:t>2</w:t>
+      </w:r>
+      <w:r>
+        <w:rPr>
+          <w:b/>
+          <w:bCs/>
+          <w:sz w:val="28"/>
+          <w:szCs w:val="28"/>
+        </w:rPr>
+        <w:t xml:space="preserve">. Die Oberfläche der </w:t>
+      </w:r>
+      <w:proofErr w:type="spellStart"/>
+      <w:r>
+        <w:rPr>
+          <w:b/>
+          <w:bCs/>
+          <w:sz w:val="28"/>
+          <w:szCs w:val="28"/>
+        </w:rPr>
+        <w:t>OpenMV</w:t>
+      </w:r>
+      <w:proofErr w:type="spellEnd"/>
+      <w:r>
+        <w:rPr>
+          <w:b/>
+          <w:bCs/>
+          <w:sz w:val="28"/>
+          <w:szCs w:val="28"/>
+        </w:rPr>
+        <w:t xml:space="preserve"> IDE</w:t>
+      </w:r>
+    </w:p>
+    <w:p>
+      <w:pPr>
+        <w:spacing w:after="120" w:line="240" w:lineRule="auto"/>
+      </w:pPr>
+      <w:r>
+        <w:t xml:space="preserve">Beim Start der </w:t>
+      </w:r>
+      <w:proofErr w:type="spellStart"/>
+      <w:r>
+        <w:t>OpenMV</w:t>
+      </w:r>
+      <w:proofErr w:type="spellEnd"/>
+      <w:r>
+        <w:t xml:space="preserve"> IDE erscheinen drei Bereiche:</w:t>
       </w:r>
     </w:p>
     <w:p>
@@ -163,83 +236,9 @@
           <w:numId w:val="3"/>
         </w:numPr>
         <w:spacing w:after="120" w:line="240" w:lineRule="auto"/>
-        <w:ind w:left="714" w:hanging="357"/>
-      </w:pPr>
-      <w:r>
-        <w:t xml:space="preserve">Starte anschließend die </w:t>
-      </w:r>
-      <w:proofErr w:type="spellStart"/>
-      <w:r>
-        <w:t>OpenMV</w:t>
-      </w:r>
-      <w:proofErr w:type="spellEnd"/>
-      <w:r>
-        <w:t xml:space="preserve"> IDE.</w:t>
-      </w:r>
-    </w:p>
-    <w:p>
-      <w:pPr>
-        <w:spacing w:before="120" w:after="120" w:line="240" w:lineRule="auto"/>
-        <w:rPr>
-          <w:b/>
-          <w:bCs/>
-          <w:sz w:val="28"/>
-          <w:szCs w:val="28"/>
-        </w:rPr>
-      </w:pPr>
-      <w:r>
-        <w:rPr>
-          <w:b/>
-          <w:bCs/>
-          <w:sz w:val="28"/>
-          <w:szCs w:val="28"/>
-        </w:rPr>
-        <w:t>2</w:t>
-      </w:r>
-      <w:r>
-        <w:rPr>
-          <w:b/>
-          <w:bCs/>
-          <w:sz w:val="28"/>
-          <w:szCs w:val="28"/>
-        </w:rPr>
-        <w:t xml:space="preserve">. Die Oberfläche der </w:t>
-      </w:r>
-      <w:proofErr w:type="spellStart"/>
-      <w:r>
-        <w:rPr>
-          <w:b/>
-          <w:bCs/>
-          <w:sz w:val="28"/>
-          <w:szCs w:val="28"/>
-        </w:rPr>
-        <w:t>OpenMV</w:t>
-      </w:r>
-      <w:proofErr w:type="spellEnd"/>
-      <w:r>
-        <w:rPr>
-          <w:b/>
-          <w:bCs/>
-          <w:sz w:val="28"/>
-          <w:szCs w:val="28"/>
-        </w:rPr>
-        <w:t xml:space="preserve"> IDE</w:t>
-      </w:r>
-    </w:p>
-    <w:p>
-      <w:pPr>
-        <w:spacing w:after="120" w:line="240" w:lineRule="auto"/>
-      </w:pPr>
-      <w:r>
-        <w:t xml:space="preserve">Beim Start der </w:t>
-      </w:r>
-      <w:proofErr w:type="spellStart"/>
-      <w:r>
-        <w:t>OpenMV</w:t>
-      </w:r>
-      <w:proofErr w:type="spellEnd"/>
-      <w:r>
-        <w:t xml:space="preserve"> IDE erscheinen drei Bereiche:</w:t>
+      </w:pPr>
+      <w:r>
+        <w:t>Texteditor</w:t>
       </w:r>
     </w:p>
     <w:p>
@@ -251,8 +250,13 @@
         </w:numPr>
         <w:spacing w:after="120" w:line="240" w:lineRule="auto"/>
       </w:pPr>
-      <w:r>
-        <w:t>Texteditor</w:t>
+      <w:proofErr w:type="spellStart"/>
+      <w:r>
+        <w:t>Framebuffer</w:t>
+      </w:r>
+      <w:proofErr w:type="spellEnd"/>
+      <w:r>
+        <w:t>-Viewer</w:t>
       </w:r>
     </w:p>
     <w:p>
@@ -266,12 +270,9 @@
       </w:pPr>
       <w:proofErr w:type="spellStart"/>
       <w:r>
-        <w:t>Framebuffer</w:t>
+        <w:t>Histogrammanzeige</w:t>
       </w:r>
       <w:proofErr w:type="spellEnd"/>
-      <w:r>
-        <w:t>-Viewer</w:t>
-      </w:r>
     </w:p>
     <w:p>
       <w:pPr>
@@ -282,11 +283,83 @@
         </w:numPr>
         <w:spacing w:after="120" w:line="240" w:lineRule="auto"/>
       </w:pPr>
+      <w:r>
+        <w:t xml:space="preserve">Serielles Terminal für </w:t>
+      </w:r>
       <w:proofErr w:type="spellStart"/>
       <w:r>
-        <w:t>Histogrammanzeige</w:t>
+        <w:t>Debug</w:t>
       </w:r>
       <w:proofErr w:type="spellEnd"/>
+      <w:r>
+        <w:t xml:space="preserve">-Ausgaben der </w:t>
+      </w:r>
+      <w:proofErr w:type="spellStart"/>
+      <w:r>
+        <w:t>OpenMV</w:t>
+      </w:r>
+      <w:proofErr w:type="spellEnd"/>
+      <w:r>
+        <w:t xml:space="preserve"> Kamera</w:t>
+      </w:r>
+    </w:p>
+    <w:p>
+      <w:pPr>
+        <w:spacing w:before="120" w:after="120" w:line="240" w:lineRule="auto"/>
+        <w:rPr>
+          <w:b/>
+          <w:bCs/>
+          <w:sz w:val="28"/>
+          <w:szCs w:val="28"/>
+        </w:rPr>
+      </w:pPr>
+      <w:r>
+        <w:rPr>
+          <w:b/>
+          <w:bCs/>
+          <w:sz w:val="28"/>
+          <w:szCs w:val="28"/>
+        </w:rPr>
+        <w:t>3</w:t>
+      </w:r>
+      <w:r>
+        <w:rPr>
+          <w:b/>
+          <w:bCs/>
+          <w:sz w:val="28"/>
+          <w:szCs w:val="28"/>
+        </w:rPr>
+        <w:t>.</w:t>
+      </w:r>
+      <w:r>
+        <w:rPr>
+          <w:b/>
+          <w:bCs/>
+          <w:sz w:val="28"/>
+          <w:szCs w:val="28"/>
+        </w:rPr>
+        <w:t xml:space="preserve"> Ein Programm starten</w:t>
+      </w:r>
+    </w:p>
+    <w:p>
+      <w:pPr>
+        <w:spacing w:after="120" w:line="240" w:lineRule="auto"/>
+      </w:pPr>
+      <w:r>
+        <w:t>Mit de</w:t>
+      </w:r>
+      <w:r>
+        <w:t>m</w:t>
+      </w:r>
+      <w:r>
+        <w:t xml:space="preserve"> "Datei öffnen" Symbol öffnest du eine Datei auf dem </w:t>
+      </w:r>
+      <w:r>
+        <w:t>USB-Flash-Laufwerk</w:t>
+      </w:r>
+      <w:r>
+        <w:t>.</w:t>
+      </w:r>
     </w:p>
     <w:p>
       <w:pPr>
@@ -298,90 +371,13 @@
         <w:spacing w:after="120" w:line="240" w:lineRule="auto"/>
       </w:pPr>
       <w:r>
-        <w:t xml:space="preserve">Serielles Terminal für </w:t>
-      </w:r>
-      <w:proofErr w:type="spellStart"/>
-      <w:r>
-        <w:t>Debug</w:t>
-      </w:r>
-      <w:proofErr w:type="spellEnd"/>
-      <w:r>
-        <w:t xml:space="preserve">-Ausgaben der </w:t>
-      </w:r>
-      <w:proofErr w:type="spellStart"/>
-      <w:r>
-        <w:t>OpenMV</w:t>
-      </w:r>
-      <w:proofErr w:type="spellEnd"/>
-      <w:r>
-        <w:t xml:space="preserve"> Kamera</w:t>
-      </w:r>
-    </w:p>
-    <w:p>
-      <w:pPr>
-        <w:spacing w:before="120" w:after="120" w:line="240" w:lineRule="auto"/>
-        <w:rPr>
-          <w:b/>
-          <w:bCs/>
-          <w:sz w:val="28"/>
-          <w:szCs w:val="28"/>
-        </w:rPr>
-      </w:pPr>
-      <w:r>
-        <w:rPr>
-          <w:b/>
-          <w:bCs/>
-          <w:sz w:val="28"/>
-          <w:szCs w:val="28"/>
-        </w:rPr>
-        <w:t>3</w:t>
-      </w:r>
-      <w:r>
-        <w:rPr>
-          <w:b/>
-          <w:bCs/>
-          <w:sz w:val="28"/>
-          <w:szCs w:val="28"/>
-        </w:rPr>
-        <w:t>.</w:t>
-      </w:r>
-      <w:r>
-        <w:rPr>
-          <w:b/>
-          <w:bCs/>
-          <w:sz w:val="28"/>
-          <w:szCs w:val="28"/>
-        </w:rPr>
-        <w:t xml:space="preserve"> Ein Programm starten</w:t>
-      </w:r>
-    </w:p>
-    <w:p>
-      <w:pPr>
-        <w:spacing w:after="120" w:line="240" w:lineRule="auto"/>
-      </w:pPr>
-      <w:r>
-        <w:t>Mit de</w:t>
-      </w:r>
-      <w:r>
-        <w:t>m</w:t>
-      </w:r>
-      <w:r>
-        <w:t xml:space="preserve"> "Datei öffnen" Symbol</w:t>
-      </w:r>
-      <w:r>
-        <w:t xml:space="preserve"> öffnest du eine</w:t>
-      </w:r>
-      <w:r>
-        <w:t xml:space="preserve"> Datei auf dem </w:t>
-      </w:r>
-      <w:r>
-        <w:t>USB-Flash-Laufwerk</w:t>
-      </w:r>
-      <w:r>
-        <w:t>s</w:t>
-      </w:r>
-      <w:r>
-        <w:t>.</w:t>
+        <w:t>Beim Start ist die Datei helloworld_1.py</w:t>
+      </w:r>
+      <w:r>
+        <w:t xml:space="preserve"> </w:t>
+      </w:r>
+      <w:r>
+        <w:t>geöffnet.</w:t>
       </w:r>
     </w:p>
     <w:p>
@@ -394,13 +390,30 @@
         <w:spacing w:after="120" w:line="240" w:lineRule="auto"/>
       </w:pPr>
       <w:r>
-        <w:t>Beim Start ist die Datei helloworld_1.py</w:t>
-      </w:r>
+        <w:t xml:space="preserve">Mit dem "Verbinden" Symbol </w:t>
+      </w:r>
+      <w:r>
+        <w:t xml:space="preserve">(unten links) </w:t>
+      </w:r>
+      <w:r>
+        <w:t xml:space="preserve">verbindest du die Kamera mit </w:t>
+      </w:r>
+      <w:r>
+        <w:t xml:space="preserve">der </w:t>
+      </w:r>
+      <w:proofErr w:type="spellStart"/>
+      <w:r>
+        <w:t>OpenMV</w:t>
+      </w:r>
+      <w:proofErr w:type="spellEnd"/>
       <w:r>
         <w:t xml:space="preserve"> </w:t>
       </w:r>
       <w:r>
-        <w:t>geöffnet.</w:t>
+        <w:t>IDE.</w:t>
+      </w:r>
+      <w:r>
+        <w:t xml:space="preserve"> </w:t>
       </w:r>
     </w:p>
     <w:p>
@@ -413,41 +426,10 @@
         <w:spacing w:after="120" w:line="240" w:lineRule="auto"/>
       </w:pPr>
       <w:r>
-        <w:t xml:space="preserve">Mit dem "Verbinden" Symbol (unten links) verbindest du die Kamera mit dem Computer. </w:t>
-      </w:r>
-    </w:p>
-    <w:p>
-      <w:pPr>
-        <w:pStyle w:val="Listenabsatz"/>
-        <w:numPr>
-          <w:ilvl w:val="0"/>
-          <w:numId w:val="3"/>
-        </w:numPr>
-        <w:spacing w:after="120" w:line="240" w:lineRule="auto"/>
-      </w:pPr>
-      <w:r>
         <w:t xml:space="preserve">Mit dem grünen "Start" Symbol </w:t>
       </w:r>
       <w:r>
-        <w:t xml:space="preserve">wird </w:t>
-      </w:r>
-      <w:r>
-        <w:t>das Programm</w:t>
-      </w:r>
-      <w:r>
-        <w:t xml:space="preserve"> an die </w:t>
-      </w:r>
-      <w:r>
-        <w:t>Kamera</w:t>
-      </w:r>
-      <w:r>
-        <w:t xml:space="preserve"> gesendet, in Python-Bytecode kompiliert und von der </w:t>
-      </w:r>
-      <w:r>
-        <w:t>Kamera</w:t>
-      </w:r>
-      <w:r>
-        <w:t xml:space="preserve"> ausgeführt. </w:t>
+        <w:t xml:space="preserve">wird das Programm an die Kamera gesendet, in Python-Bytecode kompiliert und von der Kamera ausgeführt. </w:t>
       </w:r>
     </w:p>
     <w:p>
@@ -533,19 +515,19 @@
         <w:ind w:left="714" w:hanging="357"/>
       </w:pPr>
       <w:r>
-        <w:t>Der F</w:t>
+        <w:t xml:space="preserve">Der </w:t>
       </w:r>
       <w:proofErr w:type="spellStart"/>
       <w:r>
-        <w:t>ramebuffer</w:t>
+        <w:t>Framebuffer</w:t>
       </w:r>
       <w:proofErr w:type="spellEnd"/>
       <w:r>
-        <w:t>-Viewer zeigt an, was sich im Fr</w:t>
+        <w:t xml:space="preserve">-Viewer zeigt an, was sich im </w:t>
       </w:r>
       <w:proofErr w:type="spellStart"/>
       <w:r>
-        <w:t>amebuffer</w:t>
+        <w:t>Framebuffer</w:t>
       </w:r>
       <w:proofErr w:type="spellEnd"/>
       <w:r>
@@ -567,19 +549,7 @@
         <w:rPr>
           <w:rFonts w:ascii="Courier New" w:hAnsi="Courier New" w:cs="Courier New"/>
         </w:rPr>
-        <w:t>i</w:t>
-      </w:r>
-      <w:r>
-        <w:rPr>
-          <w:rFonts w:ascii="Courier New" w:hAnsi="Courier New" w:cs="Courier New"/>
-        </w:rPr>
-        <w:t>0</w:t>
-      </w:r>
-      <w:r>
-        <w:rPr>
-          <w:rFonts w:ascii="Courier New" w:hAnsi="Courier New" w:cs="Courier New"/>
-        </w:rPr>
-        <w:t>.snapshot()</w:t>
+        <w:t>i0.snapshot()</w:t>
       </w:r>
       <w:r>
         <w:rPr>
@@ -624,14 +594,7 @@
           <w:sz w:val="22"/>
           <w:szCs w:val="22"/>
         </w:rPr>
-        <w:t xml:space="preserve">dir einen Eindruck von der Bildqualität </w:t>
-      </w:r>
-      <w:r>
-        <w:rPr>
-          <w:sz w:val="22"/>
-          <w:szCs w:val="22"/>
-        </w:rPr>
-        <w:t>der</w:t>
+        <w:t>dir einen Eindruck von der Bildqualität der</w:t>
       </w:r>
       <w:r>
         <w:rPr>
@@ -699,7 +662,13 @@
         <w:t>die</w:t>
       </w:r>
       <w:r>
-        <w:t xml:space="preserve"> REPL starten, um dich auf der Kamera umzusehen: </w:t>
+        <w:t xml:space="preserve"> REPL starten, um </w:t>
+      </w:r>
+      <w:r>
+        <w:t>Befehle einzugeben</w:t>
+      </w:r>
+      <w:r>
+        <w:t xml:space="preserve">: </w:t>
       </w:r>
     </w:p>
     <w:p>
@@ -712,7 +681,21 @@
         <w:spacing w:after="120" w:line="240" w:lineRule="auto"/>
       </w:pPr>
       <w:r>
-        <w:t>Mit dem "Trennen" Symbol (unten links) trennst du die Kamera vom Computer.</w:t>
+        <w:t>Mit dem "Trennen" Symbol (unten links) trennst du die Kamera vo</w:t>
+      </w:r>
+      <w:r>
+        <w:t xml:space="preserve">n der </w:t>
+      </w:r>
+      <w:proofErr w:type="spellStart"/>
+      <w:r>
+        <w:t>OpenMV</w:t>
+      </w:r>
+      <w:proofErr w:type="spellEnd"/>
+      <w:r>
+        <w:t xml:space="preserve"> </w:t>
+      </w:r>
+      <w:r>
+        <w:t>IDE</w:t>
       </w:r>
     </w:p>
     <w:p>
@@ -800,6 +783,90 @@
       </w:r>
       <w:r>
         <w:t xml:space="preserve"> erhältst du eine Liste der vorhandenen Module.</w:t>
+      </w:r>
+    </w:p>
+    <w:p>
+      <w:pPr>
+        <w:spacing w:before="120" w:after="120" w:line="240" w:lineRule="auto"/>
+        <w:rPr>
+          <w:b/>
+          <w:bCs/>
+          <w:sz w:val="28"/>
+          <w:szCs w:val="28"/>
+        </w:rPr>
+      </w:pPr>
+      <w:r>
+        <w:rPr>
+          <w:b/>
+          <w:bCs/>
+          <w:sz w:val="28"/>
+          <w:szCs w:val="28"/>
+        </w:rPr>
+        <w:t xml:space="preserve">6. </w:t>
+      </w:r>
+      <w:proofErr w:type="spellStart"/>
+      <w:r>
+        <w:rPr>
+          <w:b/>
+          <w:bCs/>
+          <w:sz w:val="28"/>
+          <w:szCs w:val="28"/>
+        </w:rPr>
+        <w:t>OpenMV</w:t>
+      </w:r>
+      <w:proofErr w:type="spellEnd"/>
+      <w:r>
+        <w:rPr>
+          <w:b/>
+          <w:bCs/>
+          <w:sz w:val="28"/>
+          <w:szCs w:val="28"/>
+        </w:rPr>
+        <w:t xml:space="preserve"> Kamera </w:t>
+      </w:r>
+      <w:r>
+        <w:rPr>
+          <w:b/>
+          <w:bCs/>
+          <w:sz w:val="28"/>
+          <w:szCs w:val="28"/>
+        </w:rPr>
+        <w:t xml:space="preserve">vom Computer </w:t>
+      </w:r>
+      <w:r>
+        <w:rPr>
+          <w:b/>
+          <w:bCs/>
+          <w:sz w:val="28"/>
+          <w:szCs w:val="28"/>
+        </w:rPr>
+        <w:t>trennen</w:t>
+      </w:r>
+    </w:p>
+    <w:p>
+      <w:pPr>
+        <w:pStyle w:val="Listenabsatz"/>
+        <w:numPr>
+          <w:ilvl w:val="0"/>
+          <w:numId w:val="3"/>
+        </w:numPr>
+        <w:spacing w:before="120" w:after="120" w:line="240" w:lineRule="auto"/>
+        <w:ind w:left="714" w:hanging="357"/>
+      </w:pPr>
+      <w:r>
+        <w:t xml:space="preserve">Zuerst </w:t>
+      </w:r>
+      <w:r>
+        <w:t xml:space="preserve">"Sicheres Entfernen" des </w:t>
+      </w:r>
+      <w:r>
+        <w:t>USB-Flash-Laufwerk</w:t>
+      </w:r>
+      <w:r>
+        <w:t>s</w:t>
+      </w:r>
+      <w:r>
+        <w:t xml:space="preserve"> wählen, dann Kabel ausstecken. </w:t>
       </w:r>
     </w:p>
     <w:sectPr>
@@ -1095,6 +1162,7 @@
       <w:tc>
         <w:tcPr>
           <w:tcW w:w="2693" w:type="dxa"/>
+          <w:vAlign w:val="center"/>
         </w:tcPr>
         <w:p>
           <w:pPr>
@@ -1106,9 +1174,9 @@
               <w:noProof/>
             </w:rPr>
             <w:drawing>
-              <wp:inline distT="0" distB="0" distL="0" distR="0" wp14:anchorId="24765B9C" wp14:editId="62D78947">
-                <wp:extent cx="1127760" cy="821927"/>
-                <wp:effectExtent l="0" t="0" r="0" b="0"/>
+              <wp:inline distT="0" distB="0" distL="0" distR="0" wp14:anchorId="2378FDAE" wp14:editId="73A8B4C7">
+                <wp:extent cx="1016813" cy="741068"/>
+                <wp:effectExtent l="0" t="0" r="0" b="1905"/>
                 <wp:docPr id="1265832444" name="Grafik 5"/>
                 <wp:cNvGraphicFramePr>
                   <a:graphicFrameLocks xmlns:a="http://schemas.openxmlformats.org/drawingml/2006/main" noChangeAspect="1"/>
@@ -1135,7 +1203,7 @@
                       <pic:spPr>
                         <a:xfrm>
                           <a:off x="0" y="0"/>
-                          <a:ext cx="1165226" cy="849233"/>
+                          <a:ext cx="1053186" cy="767577"/>
                         </a:xfrm>
                         <a:prstGeom prst="rect">
                           <a:avLst/>
@@ -2760,6 +2828,7 @@
   <w:style w:type="character" w:default="1" w:styleId="Absatz-Standardschriftart">
     <w:name w:val="Default Paragraph Font"/>
     <w:uiPriority w:val="1"/>
+    <w:semiHidden/>
     <w:unhideWhenUsed/>
   </w:style>
   <w:style w:type="table" w:default="1" w:styleId="NormaleTabelle">

--- a/Doc/OpenMV_IDE_Spickzettel.docx
+++ b/Doc/OpenMV_IDE_Spickzettel.docx
@@ -870,8 +870,12 @@
       </w:r>
     </w:p>
     <w:sectPr>
-      <w:headerReference w:type="default" r:id="rId7"/>
-      <w:footerReference w:type="default" r:id="rId8"/>
+      <w:headerReference w:type="even" r:id="rId7"/>
+      <w:headerReference w:type="default" r:id="rId8"/>
+      <w:footerReference w:type="even" r:id="rId9"/>
+      <w:footerReference w:type="default" r:id="rId10"/>
+      <w:headerReference w:type="first" r:id="rId11"/>
+      <w:footerReference w:type="first" r:id="rId12"/>
       <w:pgSz w:w="11906" w:h="16838"/>
       <w:pgMar w:top="1417" w:right="1417" w:bottom="1134" w:left="1417" w:header="708" w:footer="708" w:gutter="0"/>
       <w:cols w:space="708"/>
@@ -907,6 +911,16 @@
 </file>
 
 <file path=word/footer1.xml><?xml version="1.0" encoding="utf-8"?>
+<w:ftr xmlns:wpc="http://schemas.microsoft.com/office/word/2010/wordprocessingCanvas" xmlns:cx="http://schemas.microsoft.com/office/drawing/2014/chartex" xmlns:cx1="http://schemas.microsoft.com/office/drawing/2015/9/8/chartex" xmlns:cx2="http://schemas.microsoft.com/office/drawing/2015/10/21/chartex" xmlns:cx3="http://schemas.microsoft.com/office/drawing/2016/5/9/chartex" xmlns:cx4="http://schemas.microsoft.com/office/drawing/2016/5/10/chartex" xmlns:cx5="http://schemas.microsoft.com/office/drawing/2016/5/11/chartex" xmlns:cx6="http://schemas.microsoft.com/office/drawing/2016/5/12/chartex" xmlns:cx7="http://schemas.microsoft.com/office/drawing/2016/5/13/chartex" xmlns:cx8="http://schemas.microsoft.com/office/drawing/2016/5/14/chartex" xmlns:mc="http://schemas.openxmlformats.org/markup-compatibility/2006" xmlns:aink="http://schemas.microsoft.com/office/drawing/2016/ink" xmlns:am3d="http://schemas.microsoft.com/office/drawing/2017/model3d" xmlns:o="urn:schemas-microsoft-com:office:office" xmlns:oel="http://schemas.microsoft.com/office/2019/extlst" xmlns:r="http://schemas.openxmlformats.org/officeDocument/2006/relationships" xmlns:m="http://schemas.openxmlformats.org/officeDocument/2006/math" xmlns:v="urn:schemas-microsoft-com:vml" xmlns:wp14="http://schemas.microsoft.com/office/word/2010/wordprocessingDrawing" xmlns:wp="http://schemas.openxmlformats.org/drawingml/2006/wordprocessingDrawing" xmlns:w10="urn:schemas-microsoft-com:office:word" xmlns:w="http://schemas.openxmlformats.org/wordprocessingml/2006/main" xmlns:w14="http://schemas.microsoft.com/office/word/2010/wordml" xmlns:w15="http://schemas.microsoft.com/office/word/2012/wordml" xmlns:w16cei="http://schemas.microsoft.com/office/word/2026/wordml/cei" xmlns:w16cex="http://schemas.microsoft.com/office/word/2018/wordml/cex" xmlns:w16cid="http://schemas.microsoft.com/office/word/2016/wordml/cid" xmlns:w16="http://schemas.microsoft.com/office/word/2018/wordml" xmlns:w16du="http://schemas.microsoft.com/office/word/2023/wordml/word16du" xmlns:w16sdtdh="http://schemas.microsoft.com/office/word/2020/wordml/sdtdatahash" xmlns:w16sdtfl="http://schemas.microsoft.com/office/word/2024/wordml/sdtformatlock" xmlns:w16se="http://schemas.microsoft.com/office/word/2015/wordml/symex" xmlns:wpg="http://schemas.microsoft.com/office/word/2010/wordprocessingGroup" xmlns:wpi="http://schemas.microsoft.com/office/word/2010/wordprocessingInk" xmlns:wne="http://schemas.microsoft.com/office/word/2006/wordml" xmlns:wps="http://schemas.microsoft.com/office/word/2010/wordprocessingShape" mc:Ignorable="w14 w15 w16se w16cid w16 w16cex w16sdtdh w16sdtfl w16du wp14">
+  <w:p>
+    <w:pPr>
+      <w:pStyle w:val="Fuzeile"/>
+    </w:pPr>
+  </w:p>
+</w:ftr>
+</file>
+
+<file path=word/footer2.xml><?xml version="1.0" encoding="utf-8"?>
 <w:ftr xmlns:wpc="http://schemas.microsoft.com/office/word/2010/wordprocessingCanvas" xmlns:cx="http://schemas.microsoft.com/office/drawing/2014/chartex" xmlns:cx1="http://schemas.microsoft.com/office/drawing/2015/9/8/chartex" xmlns:cx2="http://schemas.microsoft.com/office/drawing/2015/10/21/chartex" xmlns:cx3="http://schemas.microsoft.com/office/drawing/2016/5/9/chartex" xmlns:cx4="http://schemas.microsoft.com/office/drawing/2016/5/10/chartex" xmlns:cx5="http://schemas.microsoft.com/office/drawing/2016/5/11/chartex" xmlns:cx6="http://schemas.microsoft.com/office/drawing/2016/5/12/chartex" xmlns:cx7="http://schemas.microsoft.com/office/drawing/2016/5/13/chartex" xmlns:cx8="http://schemas.microsoft.com/office/drawing/2016/5/14/chartex" xmlns:mc="http://schemas.openxmlformats.org/markup-compatibility/2006" xmlns:aink="http://schemas.microsoft.com/office/drawing/2016/ink" xmlns:am3d="http://schemas.microsoft.com/office/drawing/2017/model3d" xmlns:o="urn:schemas-microsoft-com:office:office" xmlns:oel="http://schemas.microsoft.com/office/2019/extlst" xmlns:r="http://schemas.openxmlformats.org/officeDocument/2006/relationships" xmlns:m="http://schemas.openxmlformats.org/officeDocument/2006/math" xmlns:v="urn:schemas-microsoft-com:vml" xmlns:wp14="http://schemas.microsoft.com/office/word/2010/wordprocessingDrawing" xmlns:wp="http://schemas.openxmlformats.org/drawingml/2006/wordprocessingDrawing" xmlns:w10="urn:schemas-microsoft-com:office:word" xmlns:w="http://schemas.openxmlformats.org/wordprocessingml/2006/main" xmlns:w14="http://schemas.microsoft.com/office/word/2010/wordml" xmlns:w15="http://schemas.microsoft.com/office/word/2012/wordml" xmlns:w16cei="http://schemas.microsoft.com/office/word/2026/wordml/cei" xmlns:w16cex="http://schemas.microsoft.com/office/word/2018/wordml/cex" xmlns:w16cid="http://schemas.microsoft.com/office/word/2016/wordml/cid" xmlns:w16="http://schemas.microsoft.com/office/word/2018/wordml" xmlns:w16du="http://schemas.microsoft.com/office/word/2023/wordml/word16du" xmlns:w16sdtdh="http://schemas.microsoft.com/office/word/2020/wordml/sdtdatahash" xmlns:w16sdtfl="http://schemas.microsoft.com/office/word/2024/wordml/sdtformatlock" xmlns:w16se="http://schemas.microsoft.com/office/word/2015/wordml/symex" xmlns:wpg="http://schemas.microsoft.com/office/word/2010/wordprocessingGroup" xmlns:wpi="http://schemas.microsoft.com/office/word/2010/wordprocessingInk" xmlns:wne="http://schemas.microsoft.com/office/word/2006/wordml" xmlns:wps="http://schemas.microsoft.com/office/word/2010/wordprocessingShape" mc:Ignorable="w14 w15 w16se w16cid w16 w16cex w16sdtdh w16sdtfl w16du wp14">
   <w:tbl>
     <w:tblPr>
@@ -971,90 +985,36 @@
           <w:pPr>
             <w:pStyle w:val="Fuzeile"/>
             <w:jc w:val="right"/>
-            <w:rPr>
-              <w:b/>
-              <w:bCs/>
-            </w:rPr>
           </w:pPr>
           <w:r>
-            <w:rPr>
-              <w:b/>
-              <w:bCs/>
-            </w:rPr>
             <w:fldChar w:fldCharType="begin"/>
           </w:r>
           <w:r>
-            <w:rPr>
-              <w:b/>
-              <w:bCs/>
-            </w:rPr>
             <w:instrText xml:space="preserve"> PAGE   \* MERGEFORMAT </w:instrText>
           </w:r>
           <w:r>
-            <w:rPr>
-              <w:b/>
-              <w:bCs/>
-            </w:rPr>
             <w:fldChar w:fldCharType="separate"/>
           </w:r>
           <w:r>
             <w:rPr>
-              <w:b/>
-              <w:bCs/>
               <w:noProof/>
             </w:rPr>
             <w:t>1</w:t>
           </w:r>
           <w:r>
-            <w:rPr>
-              <w:b/>
-              <w:bCs/>
-            </w:rPr>
             <w:fldChar w:fldCharType="end"/>
           </w:r>
           <w:r>
-            <w:rPr>
-              <w:b/>
-              <w:bCs/>
-            </w:rPr>
             <w:t>/</w:t>
           </w:r>
-          <w:r>
-            <w:rPr>
-              <w:b/>
-              <w:bCs/>
-            </w:rPr>
-            <w:fldChar w:fldCharType="begin"/>
-          </w:r>
-          <w:r>
-            <w:rPr>
-              <w:b/>
-              <w:bCs/>
-            </w:rPr>
-            <w:instrText xml:space="preserve"> NUMPAGES   \* MERGEFORMAT </w:instrText>
-          </w:r>
-          <w:r>
-            <w:rPr>
-              <w:b/>
-              <w:bCs/>
-            </w:rPr>
-            <w:fldChar w:fldCharType="separate"/>
-          </w:r>
-          <w:r>
-            <w:rPr>
-              <w:b/>
-              <w:bCs/>
-              <w:noProof/>
-            </w:rPr>
-            <w:t>1</w:t>
-          </w:r>
-          <w:r>
-            <w:rPr>
-              <w:b/>
-              <w:bCs/>
-            </w:rPr>
-            <w:fldChar w:fldCharType="end"/>
-          </w:r>
+          <w:fldSimple w:instr=" NUMPAGES   \* MERGEFORMAT ">
+            <w:r>
+              <w:rPr>
+                <w:noProof/>
+              </w:rPr>
+              <w:t>1</w:t>
+            </w:r>
+          </w:fldSimple>
         </w:p>
       </w:tc>
     </w:tr>
@@ -1067,6 +1027,16 @@
 </w:ftr>
 </file>
 
+<file path=word/footer3.xml><?xml version="1.0" encoding="utf-8"?>
+<w:ftr xmlns:wpc="http://schemas.microsoft.com/office/word/2010/wordprocessingCanvas" xmlns:cx="http://schemas.microsoft.com/office/drawing/2014/chartex" xmlns:cx1="http://schemas.microsoft.com/office/drawing/2015/9/8/chartex" xmlns:cx2="http://schemas.microsoft.com/office/drawing/2015/10/21/chartex" xmlns:cx3="http://schemas.microsoft.com/office/drawing/2016/5/9/chartex" xmlns:cx4="http://schemas.microsoft.com/office/drawing/2016/5/10/chartex" xmlns:cx5="http://schemas.microsoft.com/office/drawing/2016/5/11/chartex" xmlns:cx6="http://schemas.microsoft.com/office/drawing/2016/5/12/chartex" xmlns:cx7="http://schemas.microsoft.com/office/drawing/2016/5/13/chartex" xmlns:cx8="http://schemas.microsoft.com/office/drawing/2016/5/14/chartex" xmlns:mc="http://schemas.openxmlformats.org/markup-compatibility/2006" xmlns:aink="http://schemas.microsoft.com/office/drawing/2016/ink" xmlns:am3d="http://schemas.microsoft.com/office/drawing/2017/model3d" xmlns:o="urn:schemas-microsoft-com:office:office" xmlns:oel="http://schemas.microsoft.com/office/2019/extlst" xmlns:r="http://schemas.openxmlformats.org/officeDocument/2006/relationships" xmlns:m="http://schemas.openxmlformats.org/officeDocument/2006/math" xmlns:v="urn:schemas-microsoft-com:vml" xmlns:wp14="http://schemas.microsoft.com/office/word/2010/wordprocessingDrawing" xmlns:wp="http://schemas.openxmlformats.org/drawingml/2006/wordprocessingDrawing" xmlns:w10="urn:schemas-microsoft-com:office:word" xmlns:w="http://schemas.openxmlformats.org/wordprocessingml/2006/main" xmlns:w14="http://schemas.microsoft.com/office/word/2010/wordml" xmlns:w15="http://schemas.microsoft.com/office/word/2012/wordml" xmlns:w16cei="http://schemas.microsoft.com/office/word/2026/wordml/cei" xmlns:w16cex="http://schemas.microsoft.com/office/word/2018/wordml/cex" xmlns:w16cid="http://schemas.microsoft.com/office/word/2016/wordml/cid" xmlns:w16="http://schemas.microsoft.com/office/word/2018/wordml" xmlns:w16du="http://schemas.microsoft.com/office/word/2023/wordml/word16du" xmlns:w16sdtdh="http://schemas.microsoft.com/office/word/2020/wordml/sdtdatahash" xmlns:w16sdtfl="http://schemas.microsoft.com/office/word/2024/wordml/sdtformatlock" xmlns:w16se="http://schemas.microsoft.com/office/word/2015/wordml/symex" xmlns:wpg="http://schemas.microsoft.com/office/word/2010/wordprocessingGroup" xmlns:wpi="http://schemas.microsoft.com/office/word/2010/wordprocessingInk" xmlns:wne="http://schemas.microsoft.com/office/word/2006/wordml" xmlns:wps="http://schemas.microsoft.com/office/word/2010/wordprocessingShape" mc:Ignorable="w14 w15 w16se w16cid w16 w16cex w16sdtdh w16sdtfl w16du wp14">
+  <w:p>
+    <w:pPr>
+      <w:pStyle w:val="Fuzeile"/>
+    </w:pPr>
+  </w:p>
+</w:ftr>
+</file>
+
 <file path=word/footnotes.xml><?xml version="1.0" encoding="utf-8"?>
 <w:footnotes xmlns:wpc="http://schemas.microsoft.com/office/word/2010/wordprocessingCanvas" xmlns:cx="http://schemas.microsoft.com/office/drawing/2014/chartex" xmlns:cx1="http://schemas.microsoft.com/office/drawing/2015/9/8/chartex" xmlns:cx2="http://schemas.microsoft.com/office/drawing/2015/10/21/chartex" xmlns:cx3="http://schemas.microsoft.com/office/drawing/2016/5/9/chartex" xmlns:cx4="http://schemas.microsoft.com/office/drawing/2016/5/10/chartex" xmlns:cx5="http://schemas.microsoft.com/office/drawing/2016/5/11/chartex" xmlns:cx6="http://schemas.microsoft.com/office/drawing/2016/5/12/chartex" xmlns:cx7="http://schemas.microsoft.com/office/drawing/2016/5/13/chartex" xmlns:cx8="http://schemas.microsoft.com/office/drawing/2016/5/14/chartex" xmlns:mc="http://schemas.openxmlformats.org/markup-compatibility/2006" xmlns:aink="http://schemas.microsoft.com/office/drawing/2016/ink" xmlns:am3d="http://schemas.microsoft.com/office/drawing/2017/model3d" xmlns:o="urn:schemas-microsoft-com:office:office" xmlns:oel="http://schemas.microsoft.com/office/2019/extlst" xmlns:r="http://schemas.openxmlformats.org/officeDocument/2006/relationships" xmlns:m="http://schemas.openxmlformats.org/officeDocument/2006/math" xmlns:v="urn:schemas-microsoft-com:vml" xmlns:wp14="http://schemas.microsoft.com/office/word/2010/wordprocessingDrawing" xmlns:wp="http://schemas.openxmlformats.org/drawingml/2006/wordprocessingDrawing" xmlns:w10="urn:schemas-microsoft-com:office:word" xmlns:w="http://schemas.openxmlformats.org/wordprocessingml/2006/main" xmlns:w14="http://schemas.microsoft.com/office/word/2010/wordml" xmlns:w15="http://schemas.microsoft.com/office/word/2012/wordml" xmlns:w16cei="http://schemas.microsoft.com/office/word/2026/wordml/cei" xmlns:w16cex="http://schemas.microsoft.com/office/word/2018/wordml/cex" xmlns:w16cid="http://schemas.microsoft.com/office/word/2016/wordml/cid" xmlns:w16="http://schemas.microsoft.com/office/word/2018/wordml" xmlns:w16du="http://schemas.microsoft.com/office/word/2023/wordml/word16du" xmlns:w16sdtdh="http://schemas.microsoft.com/office/word/2020/wordml/sdtdatahash" xmlns:w16sdtfl="http://schemas.microsoft.com/office/word/2024/wordml/sdtformatlock" xmlns:w16se="http://schemas.microsoft.com/office/word/2015/wordml/symex" xmlns:wpg="http://schemas.microsoft.com/office/word/2010/wordprocessingGroup" xmlns:wpi="http://schemas.microsoft.com/office/word/2010/wordprocessingInk" xmlns:wne="http://schemas.microsoft.com/office/word/2006/wordml" xmlns:wps="http://schemas.microsoft.com/office/word/2010/wordprocessingShape" mc:Ignorable="w14 w15 w16se w16cid w16 w16cex w16sdtdh w16sdtfl w16du wp14">
   <w:footnote w:type="separator" w:id="-1">
@@ -1093,6 +1063,16 @@
 </file>
 
 <file path=word/header1.xml><?xml version="1.0" encoding="utf-8"?>
+<w:hdr xmlns:wpc="http://schemas.microsoft.com/office/word/2010/wordprocessingCanvas" xmlns:cx="http://schemas.microsoft.com/office/drawing/2014/chartex" xmlns:cx1="http://schemas.microsoft.com/office/drawing/2015/9/8/chartex" xmlns:cx2="http://schemas.microsoft.com/office/drawing/2015/10/21/chartex" xmlns:cx3="http://schemas.microsoft.com/office/drawing/2016/5/9/chartex" xmlns:cx4="http://schemas.microsoft.com/office/drawing/2016/5/10/chartex" xmlns:cx5="http://schemas.microsoft.com/office/drawing/2016/5/11/chartex" xmlns:cx6="http://schemas.microsoft.com/office/drawing/2016/5/12/chartex" xmlns:cx7="http://schemas.microsoft.com/office/drawing/2016/5/13/chartex" xmlns:cx8="http://schemas.microsoft.com/office/drawing/2016/5/14/chartex" xmlns:mc="http://schemas.openxmlformats.org/markup-compatibility/2006" xmlns:aink="http://schemas.microsoft.com/office/drawing/2016/ink" xmlns:am3d="http://schemas.microsoft.com/office/drawing/2017/model3d" xmlns:o="urn:schemas-microsoft-com:office:office" xmlns:oel="http://schemas.microsoft.com/office/2019/extlst" xmlns:r="http://schemas.openxmlformats.org/officeDocument/2006/relationships" xmlns:m="http://schemas.openxmlformats.org/officeDocument/2006/math" xmlns:v="urn:schemas-microsoft-com:vml" xmlns:wp14="http://schemas.microsoft.com/office/word/2010/wordprocessingDrawing" xmlns:wp="http://schemas.openxmlformats.org/drawingml/2006/wordprocessingDrawing" xmlns:w10="urn:schemas-microsoft-com:office:word" xmlns:w="http://schemas.openxmlformats.org/wordprocessingml/2006/main" xmlns:w14="http://schemas.microsoft.com/office/word/2010/wordml" xmlns:w15="http://schemas.microsoft.com/office/word/2012/wordml" xmlns:w16cei="http://schemas.microsoft.com/office/word/2026/wordml/cei" xmlns:w16cex="http://schemas.microsoft.com/office/word/2018/wordml/cex" xmlns:w16cid="http://schemas.microsoft.com/office/word/2016/wordml/cid" xmlns:w16="http://schemas.microsoft.com/office/word/2018/wordml" xmlns:w16du="http://schemas.microsoft.com/office/word/2023/wordml/word16du" xmlns:w16sdtdh="http://schemas.microsoft.com/office/word/2020/wordml/sdtdatahash" xmlns:w16sdtfl="http://schemas.microsoft.com/office/word/2024/wordml/sdtformatlock" xmlns:w16se="http://schemas.microsoft.com/office/word/2015/wordml/symex" xmlns:wpg="http://schemas.microsoft.com/office/word/2010/wordprocessingGroup" xmlns:wpi="http://schemas.microsoft.com/office/word/2010/wordprocessingInk" xmlns:wne="http://schemas.microsoft.com/office/word/2006/wordml" xmlns:wps="http://schemas.microsoft.com/office/word/2010/wordprocessingShape" mc:Ignorable="w14 w15 w16se w16cid w16 w16cex w16sdtdh w16sdtfl w16du wp14">
+  <w:p>
+    <w:pPr>
+      <w:pStyle w:val="Kopfzeile"/>
+    </w:pPr>
+  </w:p>
+</w:hdr>
+</file>
+
+<file path=word/header2.xml><?xml version="1.0" encoding="utf-8"?>
 <w:hdr xmlns:wpc="http://schemas.microsoft.com/office/word/2010/wordprocessingCanvas" xmlns:cx="http://schemas.microsoft.com/office/drawing/2014/chartex" xmlns:cx1="http://schemas.microsoft.com/office/drawing/2015/9/8/chartex" xmlns:cx2="http://schemas.microsoft.com/office/drawing/2015/10/21/chartex" xmlns:cx3="http://schemas.microsoft.com/office/drawing/2016/5/9/chartex" xmlns:cx4="http://schemas.microsoft.com/office/drawing/2016/5/10/chartex" xmlns:cx5="http://schemas.microsoft.com/office/drawing/2016/5/11/chartex" xmlns:cx6="http://schemas.microsoft.com/office/drawing/2016/5/12/chartex" xmlns:cx7="http://schemas.microsoft.com/office/drawing/2016/5/13/chartex" xmlns:cx8="http://schemas.microsoft.com/office/drawing/2016/5/14/chartex" xmlns:mc="http://schemas.openxmlformats.org/markup-compatibility/2006" xmlns:aink="http://schemas.microsoft.com/office/drawing/2016/ink" xmlns:am3d="http://schemas.microsoft.com/office/drawing/2017/model3d" xmlns:o="urn:schemas-microsoft-com:office:office" xmlns:oel="http://schemas.microsoft.com/office/2019/extlst" xmlns:r="http://schemas.openxmlformats.org/officeDocument/2006/relationships" xmlns:m="http://schemas.openxmlformats.org/officeDocument/2006/math" xmlns:v="urn:schemas-microsoft-com:vml" xmlns:wp14="http://schemas.microsoft.com/office/word/2010/wordprocessingDrawing" xmlns:wp="http://schemas.openxmlformats.org/drawingml/2006/wordprocessingDrawing" xmlns:w10="urn:schemas-microsoft-com:office:word" xmlns:w="http://schemas.openxmlformats.org/wordprocessingml/2006/main" xmlns:w14="http://schemas.microsoft.com/office/word/2010/wordml" xmlns:w15="http://schemas.microsoft.com/office/word/2012/wordml" xmlns:w16cei="http://schemas.microsoft.com/office/word/2026/wordml/cei" xmlns:w16cex="http://schemas.microsoft.com/office/word/2018/wordml/cex" xmlns:w16cid="http://schemas.microsoft.com/office/word/2016/wordml/cid" xmlns:w16="http://schemas.microsoft.com/office/word/2018/wordml" xmlns:w16du="http://schemas.microsoft.com/office/word/2023/wordml/word16du" xmlns:w16sdtdh="http://schemas.microsoft.com/office/word/2020/wordml/sdtdatahash" xmlns:w16sdtfl="http://schemas.microsoft.com/office/word/2024/wordml/sdtformatlock" xmlns:w16se="http://schemas.microsoft.com/office/word/2015/wordml/symex" xmlns:wpg="http://schemas.microsoft.com/office/word/2010/wordprocessingGroup" xmlns:wpi="http://schemas.microsoft.com/office/word/2010/wordprocessingInk" xmlns:wne="http://schemas.microsoft.com/office/word/2006/wordml" xmlns:wps="http://schemas.microsoft.com/office/word/2010/wordprocessingShape" mc:Ignorable="w14 w15 w16se w16cid w16 w16cex w16sdtdh w16sdtfl w16du wp14">
   <w:tbl>
     <w:tblPr>
@@ -1219,6 +1199,16 @@
       </w:tc>
     </w:tr>
   </w:tbl>
+  <w:p>
+    <w:pPr>
+      <w:pStyle w:val="Kopfzeile"/>
+    </w:pPr>
+  </w:p>
+</w:hdr>
+</file>
+
+<file path=word/header3.xml><?xml version="1.0" encoding="utf-8"?>
+<w:hdr xmlns:wpc="http://schemas.microsoft.com/office/word/2010/wordprocessingCanvas" xmlns:cx="http://schemas.microsoft.com/office/drawing/2014/chartex" xmlns:cx1="http://schemas.microsoft.com/office/drawing/2015/9/8/chartex" xmlns:cx2="http://schemas.microsoft.com/office/drawing/2015/10/21/chartex" xmlns:cx3="http://schemas.microsoft.com/office/drawing/2016/5/9/chartex" xmlns:cx4="http://schemas.microsoft.com/office/drawing/2016/5/10/chartex" xmlns:cx5="http://schemas.microsoft.com/office/drawing/2016/5/11/chartex" xmlns:cx6="http://schemas.microsoft.com/office/drawing/2016/5/12/chartex" xmlns:cx7="http://schemas.microsoft.com/office/drawing/2016/5/13/chartex" xmlns:cx8="http://schemas.microsoft.com/office/drawing/2016/5/14/chartex" xmlns:mc="http://schemas.openxmlformats.org/markup-compatibility/2006" xmlns:aink="http://schemas.microsoft.com/office/drawing/2016/ink" xmlns:am3d="http://schemas.microsoft.com/office/drawing/2017/model3d" xmlns:o="urn:schemas-microsoft-com:office:office" xmlns:oel="http://schemas.microsoft.com/office/2019/extlst" xmlns:r="http://schemas.openxmlformats.org/officeDocument/2006/relationships" xmlns:m="http://schemas.openxmlformats.org/officeDocument/2006/math" xmlns:v="urn:schemas-microsoft-com:vml" xmlns:wp14="http://schemas.microsoft.com/office/word/2010/wordprocessingDrawing" xmlns:wp="http://schemas.openxmlformats.org/drawingml/2006/wordprocessingDrawing" xmlns:w10="urn:schemas-microsoft-com:office:word" xmlns:w="http://schemas.openxmlformats.org/wordprocessingml/2006/main" xmlns:w14="http://schemas.microsoft.com/office/word/2010/wordml" xmlns:w15="http://schemas.microsoft.com/office/word/2012/wordml" xmlns:w16cei="http://schemas.microsoft.com/office/word/2026/wordml/cei" xmlns:w16cex="http://schemas.microsoft.com/office/word/2018/wordml/cex" xmlns:w16cid="http://schemas.microsoft.com/office/word/2016/wordml/cid" xmlns:w16="http://schemas.microsoft.com/office/word/2018/wordml" xmlns:w16du="http://schemas.microsoft.com/office/word/2023/wordml/word16du" xmlns:w16sdtdh="http://schemas.microsoft.com/office/word/2020/wordml/sdtdatahash" xmlns:w16sdtfl="http://schemas.microsoft.com/office/word/2024/wordml/sdtformatlock" xmlns:w16se="http://schemas.microsoft.com/office/word/2015/wordml/symex" xmlns:wpg="http://schemas.microsoft.com/office/word/2010/wordprocessingGroup" xmlns:wpi="http://schemas.microsoft.com/office/word/2010/wordprocessingInk" xmlns:wne="http://schemas.microsoft.com/office/word/2006/wordml" xmlns:wps="http://schemas.microsoft.com/office/word/2010/wordprocessingShape" mc:Ignorable="w14 w15 w16se w16cid w16 w16cex w16sdtdh w16sdtfl w16du wp14">
   <w:p>
     <w:pPr>
       <w:pStyle w:val="Kopfzeile"/>
